--- a/fichas/lengua/soluciones_lengua_adverbio-preposicion-conjuncion_5.docx
+++ b/fichas/lengua/soluciones_lengua_adverbio-preposicion-conjuncion_5.docx
@@ -235,6 +235,255 @@
           <w:sz w:val="22"/>
         </w:rPr>
         <w:t>cortés → cortésmente</w:t>
+      </w:r>
+    </w:p>
+    <w:p>
+      <w:pPr>
+        <w:spacing w:after="40"/>
+      </w:pPr>
+    </w:p>
+    <w:tbl>
+      <w:tblPr>
+        <w:tblW w:type="auto" w:w="0"/>
+        <w:jc w:val="left"/>
+        <w:tblLayout w:type="fixed"/>
+        <w:tblLook w:firstColumn="1" w:firstRow="1" w:lastColumn="0" w:lastRow="0" w:noHBand="0" w:noVBand="1" w:val="04A0"/>
+        <w:tblLayout w:type="fixed"/>
+        <w:tblW w:w="10034" w:type="dxa"/>
+        <w:tblInd w:w="0" w:type="dxa"/>
+      </w:tblPr>
+      <w:tblGrid>
+        <w:gridCol w:w="10092"/>
+      </w:tblGrid>
+      <w:tr>
+        <w:tc>
+          <w:tcPr>
+            <w:tcW w:type="dxa" w:w="10035"/>
+            <w:shd w:val="clear" w:color="auto" w:fill="595959"/>
+            <w:tcBorders>
+              <w:top w:val="single" w:sz="4" w:space="0" w:color="595959"/>
+              <w:left w:val="single" w:sz="4" w:space="0" w:color="595959"/>
+              <w:bottom w:val="single" w:sz="4" w:space="0" w:color="595959"/>
+              <w:right w:val="single" w:sz="4" w:space="0" w:color="595959"/>
+            </w:tcBorders>
+          </w:tcPr>
+          <w:p>
+            <w:pPr>
+              <w:spacing w:before="60" w:after="60"/>
+            </w:pPr>
+            <w:r>
+              <w:rPr>
+                <w:b/>
+                <w:color w:val="FFFFFF"/>
+                <w:sz w:val="25"/>
+              </w:rPr>
+              <w:t>4. Verdadero o falso</w:t>
+            </w:r>
+          </w:p>
+        </w:tc>
+      </w:tr>
+    </w:tbl>
+    <w:p>
+      <w:pPr>
+        <w:spacing w:after="40"/>
+      </w:pPr>
+    </w:p>
+    <w:p>
+      <w:pPr>
+        <w:spacing w:after="120"/>
+      </w:pPr>
+      <w:r>
+        <w:rPr>
+          <w:sz w:val="22"/>
+        </w:rPr>
+        <w:t xml:space="preserve">1. El adverbio modifica al verbo, al adjetivo o a otro adverbio. → Verdadero</w:t>
+      </w:r>
+    </w:p>
+    <w:p>
+      <w:pPr>
+        <w:spacing w:after="120"/>
+      </w:pPr>
+      <w:r>
+        <w:rPr>
+          <w:sz w:val="22"/>
+        </w:rPr>
+        <w:t xml:space="preserve">2. El adverbio puede indicar tiempo, lugar, modo o cantidad. → Verdadero</w:t>
+      </w:r>
+    </w:p>
+    <w:p>
+      <w:pPr>
+        <w:spacing w:after="120"/>
+      </w:pPr>
+      <w:r>
+        <w:rPr>
+          <w:sz w:val="22"/>
+        </w:rPr>
+        <w:t xml:space="preserve">3. La preposición enlaza palabras dentro de la oración. → Verdadero</w:t>
+      </w:r>
+    </w:p>
+    <w:p>
+      <w:pPr>
+        <w:spacing w:after="120"/>
+      </w:pPr>
+      <w:r>
+        <w:rPr>
+          <w:sz w:val="22"/>
+        </w:rPr>
+        <w:t xml:space="preserve">4. "A", "de" y "con" son preposiciones. → Verdadero</w:t>
+      </w:r>
+    </w:p>
+    <w:p>
+      <w:pPr>
+        <w:spacing w:after="120"/>
+      </w:pPr>
+      <w:r>
+        <w:rPr>
+          <w:sz w:val="22"/>
+        </w:rPr>
+        <w:t xml:space="preserve">5. La conjunción une palabras u oraciones. → Verdadero</w:t>
+      </w:r>
+    </w:p>
+    <w:p>
+      <w:pPr>
+        <w:spacing w:after="120"/>
+      </w:pPr>
+      <w:r>
+        <w:rPr>
+          <w:sz w:val="22"/>
+        </w:rPr>
+        <w:t xml:space="preserve">6. "Y", "pero" y "porque" son conjunciones. → Verdadero</w:t>
+      </w:r>
+    </w:p>
+    <w:p>
+      <w:pPr>
+        <w:spacing w:after="120"/>
+      </w:pPr>
+      <w:r>
+        <w:rPr>
+          <w:sz w:val="22"/>
+        </w:rPr>
+        <w:t xml:space="preserve">7. El adverbio siempre cambia de género y número. → Falso</w:t>
+      </w:r>
+    </w:p>
+    <w:p>
+      <w:pPr>
+        <w:spacing w:after="120"/>
+      </w:pPr>
+      <w:r>
+        <w:rPr>
+          <w:sz w:val="22"/>
+        </w:rPr>
+        <w:t xml:space="preserve">8. La preposición y la conjunción son la misma categoría gramatical. → Falso</w:t>
+      </w:r>
+    </w:p>
+    <w:p>
+      <w:pPr>
+        <w:spacing w:after="120"/>
+      </w:pPr>
+      <w:r>
+        <w:rPr>
+          <w:sz w:val="22"/>
+        </w:rPr>
+        <w:t xml:space="preserve">9. "Aquí", "ayer" y "despacio" son adverbios. → Verdadero</w:t>
+      </w:r>
+    </w:p>
+    <w:p>
+      <w:pPr>
+        <w:spacing w:after="120"/>
+      </w:pPr>
+      <w:r>
+        <w:rPr>
+          <w:sz w:val="22"/>
+        </w:rPr>
+        <w:t xml:space="preserve">10. Un adverbio de tiempo indica cuándo ocurre algo. → Verdadero</w:t>
+      </w:r>
+    </w:p>
+    <w:p>
+      <w:pPr>
+        <w:spacing w:after="120"/>
+      </w:pPr>
+      <w:r>
+        <w:rPr>
+          <w:sz w:val="22"/>
+        </w:rPr>
+        <w:t xml:space="preserve">11. Un adverbio de lugar indica dónde ocurre algo. → Verdadero</w:t>
+      </w:r>
+    </w:p>
+    <w:p>
+      <w:pPr>
+        <w:spacing w:after="120"/>
+      </w:pPr>
+      <w:r>
+        <w:rPr>
+          <w:sz w:val="22"/>
+        </w:rPr>
+        <w:t xml:space="preserve">12. "Para", "sin" y "por" son preposiciones. → Verdadero</w:t>
+      </w:r>
+    </w:p>
+    <w:p>
+      <w:pPr>
+        <w:spacing w:after="120"/>
+      </w:pPr>
+      <w:r>
+        <w:rPr>
+          <w:sz w:val="22"/>
+        </w:rPr>
+        <w:t xml:space="preserve">13. La conjunción "o" se usa para presentar una alternativa. → Verdadero</w:t>
+      </w:r>
+    </w:p>
+    <w:p>
+      <w:pPr>
+        <w:spacing w:after="120"/>
+      </w:pPr>
+      <w:r>
+        <w:rPr>
+          <w:sz w:val="22"/>
+        </w:rPr>
+        <w:t xml:space="preserve">14. Las preposiciones pueden cambiar de género y número según la frase. → Falso</w:t>
+      </w:r>
+    </w:p>
+    <w:p>
+      <w:pPr>
+        <w:spacing w:after="120"/>
+      </w:pPr>
+      <w:r>
+        <w:rPr>
+          <w:sz w:val="22"/>
+        </w:rPr>
+        <w:t xml:space="preserve">15. Las conjunciones ayudan a unir ideas dentro de un texto. → Verdadero</w:t>
+      </w:r>
+    </w:p>
+    <w:p>
+      <w:pPr>
+        <w:spacing w:after="120"/>
+      </w:pPr>
+      <w:r>
+        <w:rPr>
+          <w:sz w:val="22"/>
+        </w:rPr>
+        <w:t xml:space="preserve">16. Reconocer adverbios, preposiciones y conjunciones ayuda al análisis morfológico. → Verdadero</w:t>
+      </w:r>
+    </w:p>
+    <w:p>
+      <w:pPr>
+        <w:spacing w:after="120"/>
+      </w:pPr>
+      <w:r>
+        <w:rPr>
+          <w:sz w:val="22"/>
+        </w:rPr>
+        <w:t xml:space="preserve">17. "Mucho", "poco" y "bastante" pueden funcionar como adverbios de cantidad. → Verdadero</w:t>
+      </w:r>
+    </w:p>
+    <w:p>
+      <w:pPr>
+        <w:spacing w:after="120"/>
+      </w:pPr>
+      <w:r>
+        <w:rPr>
+          <w:sz w:val="22"/>
+        </w:rPr>
+        <w:t xml:space="preserve">18. Las conjunciones pueden unir dos oraciones en una sola. → Verdadero</w:t>
       </w:r>
     </w:p>
     <w:sectPr>
